--- a/docs/manuals/manual-claims-handler.docx
+++ b/docs/manuals/manual-claims-handler.docx
@@ -60,9 +60,214 @@
         </w:p>
       </w:sdtContent>
     </w:sdt>
-    <w:p>
-      <w:pPr>
-        <w:pStyle w:val="FirstParagraph"/>
+    <w:tbl>
+      <w:tblPr>
+        <w:tblStyle w:val="Table"/>
+        <w:tblW w:type="pct" w:w="5000"/>
+        <w:tblLook w:firstRow="1" w:lastRow="0" w:firstColumn="0" w:lastColumn="0" w:noHBand="0" w:noVBand="0" w:val="0020"/>
+        <w:jc w:val="start"/>
+      </w:tblPr>
+      <w:tblGrid>
+        <w:gridCol w:w="1584"/>
+        <w:gridCol w:w="1584"/>
+        <w:gridCol w:w="1584"/>
+        <w:gridCol w:w="1584"/>
+        <w:gridCol w:w="1584"/>
+      </w:tblGrid>
+      <w:tr>
+        <w:trPr>
+          <w:tblHeader w:val="true"/>
+          <w:tblHeader w:val="true"/>
+        </w:trPr>
+        <w:tc>
+          <w:tcPr>
+            <w:shd w:val="clear" w:color="auto" w:fill="213368"/>
+          </w:tcPr>
+          <w:p>
+            <w:pPr>
+              <w:pStyle w:val="Compact"/>
+              <w:spacing w:before="20" w:after="20"/>
+              <w:jc w:val="left"/>
+            </w:pPr>
+            <w:r>
+              <w:rPr>
+                <w:b/>
+                <w:color w:val="FFFFFF"/>
+                <w:sz w:val="17"/>
+              </w:rPr>
+              <w:t xml:space="preserve">Document</w:t>
+            </w:r>
+          </w:p>
+        </w:tc>
+        <w:tc>
+          <w:tcPr>
+            <w:shd w:val="clear" w:color="auto" w:fill="213368"/>
+          </w:tcPr>
+          <w:p>
+            <w:pPr>
+              <w:pStyle w:val="Compact"/>
+              <w:spacing w:before="20" w:after="20"/>
+              <w:jc w:val="left"/>
+            </w:pPr>
+            <w:r>
+              <w:rPr>
+                <w:b/>
+                <w:color w:val="FFFFFF"/>
+                <w:sz w:val="17"/>
+              </w:rPr>
+              <w:t xml:space="preserve">Version</w:t>
+            </w:r>
+          </w:p>
+        </w:tc>
+        <w:tc>
+          <w:tcPr>
+            <w:shd w:val="clear" w:color="auto" w:fill="213368"/>
+          </w:tcPr>
+          <w:p>
+            <w:pPr>
+              <w:pStyle w:val="Compact"/>
+              <w:spacing w:before="20" w:after="20"/>
+              <w:jc w:val="left"/>
+            </w:pPr>
+            <w:r>
+              <w:rPr>
+                <w:b/>
+                <w:color w:val="FFFFFF"/>
+                <w:sz w:val="17"/>
+              </w:rPr>
+              <w:t xml:space="preserve">Date</w:t>
+            </w:r>
+          </w:p>
+        </w:tc>
+        <w:tc>
+          <w:tcPr>
+            <w:shd w:val="clear" w:color="auto" w:fill="213368"/>
+          </w:tcPr>
+          <w:p>
+            <w:pPr>
+              <w:pStyle w:val="Compact"/>
+              <w:spacing w:before="20" w:after="20"/>
+              <w:jc w:val="left"/>
+            </w:pPr>
+            <w:r>
+              <w:rPr>
+                <w:b/>
+                <w:color w:val="FFFFFF"/>
+                <w:sz w:val="17"/>
+              </w:rPr>
+              <w:t xml:space="preserve">Owner</w:t>
+            </w:r>
+          </w:p>
+        </w:tc>
+        <w:tc>
+          <w:tcPr>
+            <w:shd w:val="clear" w:color="auto" w:fill="213368"/>
+          </w:tcPr>
+          <w:p>
+            <w:pPr>
+              <w:pStyle w:val="Compact"/>
+              <w:spacing w:before="20" w:after="20"/>
+              <w:jc w:val="left"/>
+            </w:pPr>
+            <w:r>
+              <w:rPr>
+                <w:b/>
+                <w:color w:val="FFFFFF"/>
+                <w:sz w:val="17"/>
+              </w:rPr>
+              <w:t xml:space="preserve">Status</w:t>
+            </w:r>
+          </w:p>
+        </w:tc>
+      </w:tr>
+      <w:tr>
+        <w:tc>
+          <w:tcPr/>
+          <w:p>
+            <w:pPr>
+              <w:pStyle w:val="Compact"/>
+              <w:spacing w:before="20" w:after="20"/>
+              <w:jc w:val="left"/>
+            </w:pPr>
+            <w:r>
+              <w:rPr>
+                <w:sz w:val="17"/>
+              </w:rPr>
+              <w:t xml:space="preserve">Claims Handler Manual</w:t>
+            </w:r>
+          </w:p>
+        </w:tc>
+        <w:tc>
+          <w:tcPr>
+            <w:noWrap/>
+          </w:tcPr>
+          <w:p>
+            <w:pPr>
+              <w:pStyle w:val="Compact"/>
+              <w:spacing w:before="20" w:after="20"/>
+              <w:jc w:val="left"/>
+            </w:pPr>
+            <w:r>
+              <w:rPr>
+                <w:sz w:val="17"/>
+              </w:rPr>
+              <w:t xml:space="preserve">1.0</w:t>
+            </w:r>
+          </w:p>
+        </w:tc>
+        <w:tc>
+          <w:tcPr/>
+          <w:p>
+            <w:pPr>
+              <w:pStyle w:val="Compact"/>
+              <w:spacing w:before="20" w:after="20"/>
+              <w:jc w:val="left"/>
+            </w:pPr>
+            <w:r>
+              <w:rPr>
+                <w:sz w:val="17"/>
+              </w:rPr>
+              <w:t xml:space="preserve">07 October 2026</w:t>
+            </w:r>
+          </w:p>
+        </w:tc>
+        <w:tc>
+          <w:tcPr/>
+          <w:p>
+            <w:pPr>
+              <w:pStyle w:val="Compact"/>
+              <w:spacing w:before="20" w:after="20"/>
+              <w:jc w:val="left"/>
+            </w:pPr>
+            <w:r>
+              <w:rPr>
+                <w:sz w:val="17"/>
+              </w:rPr>
+              <w:t xml:space="preserve">iorta TechNXT — Business Analysis and UX</w:t>
+            </w:r>
+          </w:p>
+        </w:tc>
+        <w:tc>
+          <w:tcPr/>
+          <w:p>
+            <w:pPr>
+              <w:pStyle w:val="Compact"/>
+              <w:spacing w:before="20" w:after="20"/>
+              <w:jc w:val="left"/>
+            </w:pPr>
+            <w:r>
+              <w:rPr>
+                <w:sz w:val="17"/>
+              </w:rPr>
+              <w:t xml:space="preserve">Issued for submission</w:t>
+            </w:r>
+          </w:p>
+        </w:tc>
+      </w:tr>
+    </w:tbl>
+    <w:p>
+      <w:pPr>
+        <w:pStyle w:val="BodyText"/>
       </w:pPr>
       <w:r>
         <w:rPr>
@@ -284,7 +489,31 @@
         <w:t xml:space="preserve"> </w:t>
       </w:r>
       <w:r>
-        <w:t xml:space="preserve">as a promise made to the customer in the app.</w:t>
+        <w:t xml:space="preserve">as a promise made to the customer in the app: when a claim is submitted, the platform immediately sends the customer an acknowledgement message saying an assessor will call within 4 hours. The SLA is set in the</w:t>
+      </w:r>
+      <w:r>
+        <w:t xml:space="preserve"> </w:t>
+      </w:r>
+      <w:r>
+        <w:rPr>
+          <w:rStyle w:val="VerbatimChar"/>
+        </w:rPr>
+        <w:t xml:space="preserve">service_levels</w:t>
+      </w:r>
+      <w:r>
+        <w:t xml:space="preserve"> </w:t>
+      </w:r>
+      <w:r>
+        <w:t xml:space="preserve">rule set (</w:t>
+      </w:r>
+      <w:r>
+        <w:rPr>
+          <w:rStyle w:val="VerbatimChar"/>
+        </w:rPr>
+        <w:t xml:space="preserve">claimAckSlaHours</w:t>
+      </w:r>
+      <w:r>
+        <w:t xml:space="preserve">).</w:t>
       </w:r>
     </w:p>
     <w:p>
@@ -375,7 +604,7 @@
         <w:t xml:space="preserve"> </w:t>
       </w:r>
       <w:r>
-        <w:t xml:space="preserve">one row per claim:</w:t>
+        <w:t xml:space="preserve">one row per claim (the latest 100):</w:t>
       </w:r>
     </w:p>
     <w:tbl>
@@ -401,12 +630,14 @@
           <w:p>
             <w:pPr>
               <w:pStyle w:val="Compact"/>
+              <w:spacing w:before="20" w:after="20"/>
               <w:jc w:val="left"/>
             </w:pPr>
             <w:r>
               <w:rPr>
                 <w:b/>
                 <w:color w:val="FFFFFF"/>
+                <w:sz w:val="18"/>
               </w:rPr>
               <w:t xml:space="preserve">Column</w:t>
             </w:r>
@@ -419,12 +650,14 @@
           <w:p>
             <w:pPr>
               <w:pStyle w:val="Compact"/>
+              <w:spacing w:before="20" w:after="20"/>
               <w:jc w:val="left"/>
             </w:pPr>
             <w:r>
               <w:rPr>
                 <w:b/>
                 <w:color w:val="FFFFFF"/>
+                <w:sz w:val="18"/>
               </w:rPr>
               <w:t xml:space="preserve">Meaning</w:t>
             </w:r>
@@ -433,33 +666,47 @@
       </w:tr>
       <w:tr>
         <w:tc>
+          <w:tcPr>
+            <w:noWrap/>
+          </w:tcPr>
+          <w:p>
+            <w:pPr>
+              <w:pStyle w:val="Compact"/>
+              <w:spacing w:before="20" w:after="20"/>
+              <w:jc w:val="left"/>
+            </w:pPr>
+            <w:r>
+              <w:rPr>
+                <w:sz w:val="18"/>
+              </w:rPr>
+              <w:t xml:space="preserve">Claim</w:t>
+            </w:r>
+          </w:p>
+        </w:tc>
+        <w:tc>
           <w:tcPr/>
           <w:p>
             <w:pPr>
               <w:pStyle w:val="Compact"/>
-              <w:jc w:val="left"/>
-            </w:pPr>
-            <w:r>
-              <w:t xml:space="preserve">Claim</w:t>
-            </w:r>
-          </w:p>
-        </w:tc>
-        <w:tc>
-          <w:tcPr/>
-          <w:p>
-            <w:pPr>
-              <w:pStyle w:val="Compact"/>
-              <w:jc w:val="left"/>
-            </w:pPr>
-            <w:r>
+              <w:spacing w:before="20" w:after="20"/>
+              <w:jc w:val="left"/>
+            </w:pPr>
+            <w:r>
+              <w:rPr>
+                <w:sz w:val="18"/>
+              </w:rPr>
               <w:t xml:space="preserve">Claim ID, for example</w:t>
             </w:r>
             <w:r>
+              <w:rPr>
+                <w:sz w:val="18"/>
+              </w:rPr>
               <w:t xml:space="preserve"> </w:t>
             </w:r>
             <w:r>
               <w:rPr>
                 <w:rStyle w:val="VerbatimChar"/>
+                <w:sz w:val="18"/>
               </w:rPr>
               <w:t xml:space="preserve">CL-3F9A21BC</w:t>
             </w:r>
@@ -468,77 +715,107 @@
       </w:tr>
       <w:tr>
         <w:tc>
+          <w:tcPr>
+            <w:noWrap/>
+          </w:tcPr>
+          <w:p>
+            <w:pPr>
+              <w:pStyle w:val="Compact"/>
+              <w:spacing w:before="20" w:after="20"/>
+              <w:jc w:val="left"/>
+            </w:pPr>
+            <w:r>
+              <w:rPr>
+                <w:sz w:val="18"/>
+              </w:rPr>
+              <w:t xml:space="preserve">Policy</w:t>
+            </w:r>
+          </w:p>
+        </w:tc>
+        <w:tc>
           <w:tcPr/>
           <w:p>
             <w:pPr>
               <w:pStyle w:val="Compact"/>
-              <w:jc w:val="left"/>
-            </w:pPr>
-            <w:r>
-              <w:t xml:space="preserve">Policy / Product</w:t>
-            </w:r>
-          </w:p>
-        </w:tc>
-        <w:tc>
-          <w:tcPr/>
-          <w:p>
-            <w:pPr>
-              <w:pStyle w:val="Compact"/>
-              <w:jc w:val="left"/>
-            </w:pPr>
-            <w:r>
-              <w:t xml:space="preserve">Certificate number and product (TNDS, PA_SEAT, MOTOR_PD)</w:t>
+              <w:spacing w:before="20" w:after="20"/>
+              <w:jc w:val="left"/>
+            </w:pPr>
+            <w:r>
+              <w:rPr>
+                <w:sz w:val="18"/>
+              </w:rPr>
+              <w:t xml:space="preserve">Certificate number of the policy</w:t>
             </w:r>
           </w:p>
         </w:tc>
       </w:tr>
       <w:tr>
         <w:tc>
+          <w:tcPr>
+            <w:noWrap/>
+          </w:tcPr>
+          <w:p>
+            <w:pPr>
+              <w:pStyle w:val="Compact"/>
+              <w:spacing w:before="20" w:after="20"/>
+              <w:jc w:val="left"/>
+            </w:pPr>
+            <w:r>
+              <w:rPr>
+                <w:sz w:val="18"/>
+              </w:rPr>
+              <w:t xml:space="preserve">Incident</w:t>
+            </w:r>
+          </w:p>
+        </w:tc>
+        <w:tc>
           <w:tcPr/>
           <w:p>
             <w:pPr>
               <w:pStyle w:val="Compact"/>
-              <w:jc w:val="left"/>
-            </w:pPr>
-            <w:r>
-              <w:t xml:space="preserve">Incident</w:t>
-            </w:r>
-          </w:p>
-        </w:tc>
-        <w:tc>
-          <w:tcPr/>
-          <w:p>
-            <w:pPr>
-              <w:pStyle w:val="Compact"/>
-              <w:jc w:val="left"/>
-            </w:pPr>
-            <w:r>
-              <w:t xml:space="preserve">Incident date and description; location and number of photos when provided</w:t>
+              <w:spacing w:before="20" w:after="20"/>
+              <w:jc w:val="left"/>
+            </w:pPr>
+            <w:r>
+              <w:rPr>
+                <w:sz w:val="18"/>
+              </w:rPr>
+              <w:t xml:space="preserve">Incident date</w:t>
             </w:r>
           </w:p>
         </w:tc>
       </w:tr>
       <w:tr>
         <w:tc>
+          <w:tcPr>
+            <w:noWrap/>
+          </w:tcPr>
+          <w:p>
+            <w:pPr>
+              <w:pStyle w:val="Compact"/>
+              <w:spacing w:before="20" w:after="20"/>
+              <w:jc w:val="left"/>
+            </w:pPr>
+            <w:r>
+              <w:rPr>
+                <w:sz w:val="18"/>
+              </w:rPr>
+              <w:t xml:space="preserve">Status</w:t>
+            </w:r>
+          </w:p>
+        </w:tc>
+        <w:tc>
           <w:tcPr/>
           <w:p>
             <w:pPr>
               <w:pStyle w:val="Compact"/>
-              <w:jc w:val="left"/>
-            </w:pPr>
-            <w:r>
-              <w:t xml:space="preserve">Status</w:t>
-            </w:r>
-          </w:p>
-        </w:tc>
-        <w:tc>
-          <w:tcPr/>
-          <w:p>
-            <w:pPr>
-              <w:pStyle w:val="Compact"/>
-              <w:jc w:val="left"/>
-            </w:pPr>
-            <w:r>
+              <w:spacing w:before="20" w:after="20"/>
+              <w:jc w:val="left"/>
+            </w:pPr>
+            <w:r>
+              <w:rPr>
+                <w:sz w:val="18"/>
+              </w:rPr>
               <w:t xml:space="preserve">Current status badge</w:t>
             </w:r>
           </w:p>
@@ -550,12 +827,14 @@
           <w:p>
             <w:pPr>
               <w:pStyle w:val="Compact"/>
+              <w:spacing w:before="20" w:after="20"/>
               <w:jc w:val="left"/>
             </w:pPr>
             <w:r>
               <w:rPr>
                 <w:bCs/>
                 <w:b/>
+                <w:sz w:val="18"/>
               </w:rPr>
               <w:t xml:space="preserve">SLA due</w:t>
             </w:r>
@@ -566,20 +845,64 @@
           <w:p>
             <w:pPr>
               <w:pStyle w:val="Compact"/>
-              <w:jc w:val="left"/>
-            </w:pPr>
-            <w:r>
+              <w:spacing w:before="20" w:after="20"/>
+              <w:jc w:val="left"/>
+            </w:pPr>
+            <w:r>
+              <w:rPr>
+                <w:sz w:val="18"/>
+              </w:rPr>
               <w:t xml:space="preserve">Deadline for acknowledgement:</w:t>
             </w:r>
             <w:r>
+              <w:rPr>
+                <w:sz w:val="18"/>
+              </w:rPr>
               <w:t xml:space="preserve"> </w:t>
             </w:r>
             <w:r>
               <w:rPr>
                 <w:bCs/>
                 <w:b/>
+                <w:sz w:val="18"/>
               </w:rPr>
               <w:t xml:space="preserve">4 hours after submission</w:t>
+            </w:r>
+          </w:p>
+        </w:tc>
+      </w:tr>
+      <w:tr>
+        <w:tc>
+          <w:tcPr>
+            <w:noWrap/>
+          </w:tcPr>
+          <w:p>
+            <w:pPr>
+              <w:pStyle w:val="Compact"/>
+              <w:spacing w:before="20" w:after="20"/>
+              <w:jc w:val="left"/>
+            </w:pPr>
+            <w:r>
+              <w:rPr>
+                <w:sz w:val="18"/>
+              </w:rPr>
+              <w:t xml:space="preserve">Next</w:t>
+            </w:r>
+          </w:p>
+        </w:tc>
+        <w:tc>
+          <w:tcPr/>
+          <w:p>
+            <w:pPr>
+              <w:pStyle w:val="Compact"/>
+              <w:spacing w:before="20" w:after="20"/>
+              <w:jc w:val="left"/>
+            </w:pPr>
+            <w:r>
+              <w:rPr>
+                <w:sz w:val="18"/>
+              </w:rPr>
+              <w:t xml:space="preserve">One button for each status the claim can move to next</w:t>
             </w:r>
           </w:p>
         </w:tc>
@@ -594,20 +917,7 @@
         <w:pStyle w:val="Compact"/>
       </w:pPr>
       <w:r>
-        <w:t xml:space="preserve">Filter by</w:t>
-      </w:r>
-      <w:r>
-        <w:t xml:space="preserve"> </w:t>
-      </w:r>
-      <w:r>
-        <w:rPr>
-          <w:bCs/>
-          <w:b/>
-        </w:rPr>
-        <w:t xml:space="preserve">Status</w:t>
-      </w:r>
-      <w:r>
-        <w:t xml:space="preserve">. Work</w:t>
+        <w:t xml:space="preserve">Work</w:t>
       </w:r>
       <w:r>
         <w:t xml:space="preserve"> </w:t>
@@ -662,7 +972,7 @@
       <w:r>
         <w:drawing>
           <wp:inline>
-            <wp:extent cx="2824050" cy="6839999"/>
+            <wp:extent cx="2931428" cy="6839999"/>
             <wp:effectExtent b="0" l="0" r="0" t="0"/>
             <wp:docPr descr="" title="" id="23" name="Picture"/>
             <a:graphic>
@@ -683,7 +993,7 @@
                   <pic:spPr bwMode="auto">
                     <a:xfrm>
                       <a:off x="0" y="0"/>
-                      <a:ext cx="2824050" cy="6839999"/>
+                      <a:ext cx="2931428" cy="6839999"/>
                     </a:xfrm>
                     <a:prstGeom prst="rect">
                       <a:avLst/>
@@ -734,12 +1044,14 @@
           <w:p>
             <w:pPr>
               <w:pStyle w:val="Compact"/>
+              <w:spacing w:before="20" w:after="20"/>
               <w:jc w:val="left"/>
             </w:pPr>
             <w:r>
               <w:rPr>
                 <w:b/>
                 <w:color w:val="FFFFFF"/>
+                <w:sz w:val="18"/>
               </w:rPr>
               <w:t xml:space="preserve">Status</w:t>
             </w:r>
@@ -752,12 +1064,14 @@
           <w:p>
             <w:pPr>
               <w:pStyle w:val="Compact"/>
+              <w:spacing w:before="20" w:after="20"/>
               <w:jc w:val="left"/>
             </w:pPr>
             <w:r>
               <w:rPr>
                 <w:b/>
                 <w:color w:val="FFFFFF"/>
+                <w:sz w:val="18"/>
               </w:rPr>
               <w:t xml:space="preserve">Meaning</w:t>
             </w:r>
@@ -770,12 +1084,14 @@
           <w:p>
             <w:pPr>
               <w:pStyle w:val="Compact"/>
+              <w:spacing w:before="20" w:after="20"/>
               <w:jc w:val="left"/>
             </w:pPr>
             <w:r>
               <w:rPr>
                 <w:b/>
                 <w:color w:val="FFFFFF"/>
+                <w:sz w:val="18"/>
               </w:rPr>
               <w:t xml:space="preserve">Who acts next</w:t>
             </w:r>
@@ -784,14 +1100,36 @@
       </w:tr>
       <w:tr>
         <w:tc>
+          <w:tcPr>
+            <w:noWrap/>
+          </w:tcPr>
+          <w:p>
+            <w:pPr>
+              <w:pStyle w:val="Compact"/>
+              <w:spacing w:before="20" w:after="20"/>
+              <w:jc w:val="left"/>
+            </w:pPr>
+            <w:r>
+              <w:rPr>
+                <w:sz w:val="18"/>
+              </w:rPr>
+              <w:t xml:space="preserve">submitted</w:t>
+            </w:r>
+          </w:p>
+        </w:tc>
+        <w:tc>
           <w:tcPr/>
           <w:p>
             <w:pPr>
               <w:pStyle w:val="Compact"/>
-              <w:jc w:val="left"/>
-            </w:pPr>
-            <w:r>
-              <w:t xml:space="preserve">submitted</w:t>
+              <w:spacing w:before="20" w:after="20"/>
+              <w:jc w:val="left"/>
+            </w:pPr>
+            <w:r>
+              <w:rPr>
+                <w:sz w:val="18"/>
+              </w:rPr>
+              <w:t xml:space="preserve">Customer has reported</w:t>
             </w:r>
           </w:p>
         </w:tc>
@@ -800,21 +1138,13 @@
           <w:p>
             <w:pPr>
               <w:pStyle w:val="Compact"/>
-              <w:jc w:val="left"/>
-            </w:pPr>
-            <w:r>
-              <w:t xml:space="preserve">Customer has reported</w:t>
-            </w:r>
-          </w:p>
-        </w:tc>
-        <w:tc>
-          <w:tcPr/>
-          <w:p>
-            <w:pPr>
-              <w:pStyle w:val="Compact"/>
-              <w:jc w:val="left"/>
-            </w:pPr>
-            <w:r>
+              <w:spacing w:before="20" w:after="20"/>
+              <w:jc w:val="left"/>
+            </w:pPr>
+            <w:r>
+              <w:rPr>
+                <w:sz w:val="18"/>
+              </w:rPr>
               <w:t xml:space="preserve">You: acknowledge within 4 hours</w:t>
             </w:r>
           </w:p>
@@ -822,14 +1152,36 @@
       </w:tr>
       <w:tr>
         <w:tc>
+          <w:tcPr>
+            <w:noWrap/>
+          </w:tcPr>
+          <w:p>
+            <w:pPr>
+              <w:pStyle w:val="Compact"/>
+              <w:spacing w:before="20" w:after="20"/>
+              <w:jc w:val="left"/>
+            </w:pPr>
+            <w:r>
+              <w:rPr>
+                <w:sz w:val="18"/>
+              </w:rPr>
+              <w:t xml:space="preserve">acknowledged</w:t>
+            </w:r>
+          </w:p>
+        </w:tc>
+        <w:tc>
           <w:tcPr/>
           <w:p>
             <w:pPr>
               <w:pStyle w:val="Compact"/>
-              <w:jc w:val="left"/>
-            </w:pPr>
-            <w:r>
-              <w:t xml:space="preserve">acknowledged</w:t>
+              <w:spacing w:before="20" w:after="20"/>
+              <w:jc w:val="left"/>
+            </w:pPr>
+            <w:r>
+              <w:rPr>
+                <w:sz w:val="18"/>
+              </w:rPr>
+              <w:t xml:space="preserve">We have contacted the customer and opened the claim in TASCO core</w:t>
             </w:r>
           </w:p>
         </w:tc>
@@ -838,21 +1190,13 @@
           <w:p>
             <w:pPr>
               <w:pStyle w:val="Compact"/>
-              <w:jc w:val="left"/>
-            </w:pPr>
-            <w:r>
-              <w:t xml:space="preserve">We have contacted the customer and opened the claim in TASCO core</w:t>
-            </w:r>
-          </w:p>
-        </w:tc>
-        <w:tc>
-          <w:tcPr/>
-          <w:p>
-            <w:pPr>
-              <w:pStyle w:val="Compact"/>
-              <w:jc w:val="left"/>
-            </w:pPr>
-            <w:r>
+              <w:spacing w:before="20" w:after="20"/>
+              <w:jc w:val="left"/>
+            </w:pPr>
+            <w:r>
+              <w:rPr>
+                <w:sz w:val="18"/>
+              </w:rPr>
               <w:t xml:space="preserve">Claims team assigns an assessor</w:t>
             </w:r>
           </w:p>
@@ -864,9 +1208,13 @@
           <w:p>
             <w:pPr>
               <w:pStyle w:val="Compact"/>
-              <w:jc w:val="left"/>
-            </w:pPr>
-            <w:r>
+              <w:spacing w:before="20" w:after="20"/>
+              <w:jc w:val="left"/>
+            </w:pPr>
+            <w:r>
+              <w:rPr>
+                <w:sz w:val="18"/>
+              </w:rPr>
               <w:t xml:space="preserve">assessor_assigned</w:t>
             </w:r>
           </w:p>
@@ -876,9 +1224,13 @@
           <w:p>
             <w:pPr>
               <w:pStyle w:val="Compact"/>
-              <w:jc w:val="left"/>
-            </w:pPr>
-            <w:r>
+              <w:spacing w:before="20" w:after="20"/>
+              <w:jc w:val="left"/>
+            </w:pPr>
+            <w:r>
+              <w:rPr>
+                <w:sz w:val="18"/>
+              </w:rPr>
               <w:t xml:space="preserve">Assessor (giám định viên) assigned</w:t>
             </w:r>
           </w:p>
@@ -888,9 +1240,13 @@
           <w:p>
             <w:pPr>
               <w:pStyle w:val="Compact"/>
-              <w:jc w:val="left"/>
-            </w:pPr>
-            <w:r>
+              <w:spacing w:before="20" w:after="20"/>
+              <w:jc w:val="left"/>
+            </w:pPr>
+            <w:r>
+              <w:rPr>
+                <w:sz w:val="18"/>
+              </w:rPr>
               <w:t xml:space="preserve">Assessor visits or reviews photos</w:t>
             </w:r>
           </w:p>
@@ -898,14 +1254,36 @@
       </w:tr>
       <w:tr>
         <w:tc>
+          <w:tcPr>
+            <w:noWrap/>
+          </w:tcPr>
+          <w:p>
+            <w:pPr>
+              <w:pStyle w:val="Compact"/>
+              <w:spacing w:before="20" w:after="20"/>
+              <w:jc w:val="left"/>
+            </w:pPr>
+            <w:r>
+              <w:rPr>
+                <w:sz w:val="18"/>
+              </w:rPr>
+              <w:t xml:space="preserve">under_assessment</w:t>
+            </w:r>
+          </w:p>
+        </w:tc>
+        <w:tc>
           <w:tcPr/>
           <w:p>
             <w:pPr>
               <w:pStyle w:val="Compact"/>
-              <w:jc w:val="left"/>
-            </w:pPr>
-            <w:r>
-              <w:t xml:space="preserve">under_assessment</w:t>
+              <w:spacing w:before="20" w:after="20"/>
+              <w:jc w:val="left"/>
+            </w:pPr>
+            <w:r>
+              <w:rPr>
+                <w:sz w:val="18"/>
+              </w:rPr>
+              <w:t xml:space="preserve">Assessment in progress</w:t>
             </w:r>
           </w:p>
         </w:tc>
@@ -914,21 +1292,13 @@
           <w:p>
             <w:pPr>
               <w:pStyle w:val="Compact"/>
-              <w:jc w:val="left"/>
-            </w:pPr>
-            <w:r>
-              <w:t xml:space="preserve">Assessment in progress</w:t>
-            </w:r>
-          </w:p>
-        </w:tc>
-        <w:tc>
-          <w:tcPr/>
-          <w:p>
-            <w:pPr>
-              <w:pStyle w:val="Compact"/>
-              <w:jc w:val="left"/>
-            </w:pPr>
-            <w:r>
+              <w:spacing w:before="20" w:after="20"/>
+              <w:jc w:val="left"/>
+            </w:pPr>
+            <w:r>
+              <w:rPr>
+                <w:sz w:val="18"/>
+              </w:rPr>
               <w:t xml:space="preserve">Assessor / adjuster</w:t>
             </w:r>
           </w:p>
@@ -936,14 +1306,36 @@
       </w:tr>
       <w:tr>
         <w:tc>
+          <w:tcPr>
+            <w:noWrap/>
+          </w:tcPr>
+          <w:p>
+            <w:pPr>
+              <w:pStyle w:val="Compact"/>
+              <w:spacing w:before="20" w:after="20"/>
+              <w:jc w:val="left"/>
+            </w:pPr>
+            <w:r>
+              <w:rPr>
+                <w:sz w:val="18"/>
+              </w:rPr>
+              <w:t xml:space="preserve">approved</w:t>
+            </w:r>
+          </w:p>
+        </w:tc>
+        <w:tc>
           <w:tcPr/>
           <w:p>
             <w:pPr>
               <w:pStyle w:val="Compact"/>
-              <w:jc w:val="left"/>
-            </w:pPr>
-            <w:r>
-              <w:t xml:space="preserve">approved</w:t>
+              <w:spacing w:before="20" w:after="20"/>
+              <w:jc w:val="left"/>
+            </w:pPr>
+            <w:r>
+              <w:rPr>
+                <w:sz w:val="18"/>
+              </w:rPr>
+              <w:t xml:space="preserve">Claim accepted</w:t>
             </w:r>
           </w:p>
         </w:tc>
@@ -952,21 +1344,13 @@
           <w:p>
             <w:pPr>
               <w:pStyle w:val="Compact"/>
-              <w:jc w:val="left"/>
-            </w:pPr>
-            <w:r>
-              <w:t xml:space="preserve">Claim accepted</w:t>
-            </w:r>
-          </w:p>
-        </w:tc>
-        <w:tc>
-          <w:tcPr/>
-          <w:p>
-            <w:pPr>
-              <w:pStyle w:val="Compact"/>
-              <w:jc w:val="left"/>
-            </w:pPr>
-            <w:r>
+              <w:spacing w:before="20" w:after="20"/>
+              <w:jc w:val="left"/>
+            </w:pPr>
+            <w:r>
+              <w:rPr>
+                <w:sz w:val="18"/>
+              </w:rPr>
               <w:t xml:space="preserve">Finance</w:t>
             </w:r>
           </w:p>
@@ -974,14 +1358,36 @@
       </w:tr>
       <w:tr>
         <w:tc>
+          <w:tcPr>
+            <w:noWrap/>
+          </w:tcPr>
+          <w:p>
+            <w:pPr>
+              <w:pStyle w:val="Compact"/>
+              <w:spacing w:before="20" w:after="20"/>
+              <w:jc w:val="left"/>
+            </w:pPr>
+            <w:r>
+              <w:rPr>
+                <w:sz w:val="18"/>
+              </w:rPr>
+              <w:t xml:space="preserve">paid</w:t>
+            </w:r>
+          </w:p>
+        </w:tc>
+        <w:tc>
           <w:tcPr/>
           <w:p>
             <w:pPr>
               <w:pStyle w:val="Compact"/>
-              <w:jc w:val="left"/>
-            </w:pPr>
-            <w:r>
-              <w:t xml:space="preserve">paid</w:t>
+              <w:spacing w:before="20" w:after="20"/>
+              <w:jc w:val="left"/>
+            </w:pPr>
+            <w:r>
+              <w:rPr>
+                <w:sz w:val="18"/>
+              </w:rPr>
+              <w:t xml:space="preserve">Settlement paid</w:t>
             </w:r>
           </w:p>
         </w:tc>
@@ -990,21 +1396,13 @@
           <w:p>
             <w:pPr>
               <w:pStyle w:val="Compact"/>
-              <w:jc w:val="left"/>
-            </w:pPr>
-            <w:r>
-              <w:t xml:space="preserve">Settlement paid</w:t>
-            </w:r>
-          </w:p>
-        </w:tc>
-        <w:tc>
-          <w:tcPr/>
-          <w:p>
-            <w:pPr>
-              <w:pStyle w:val="Compact"/>
-              <w:jc w:val="left"/>
-            </w:pPr>
-            <w:r>
+              <w:spacing w:before="20" w:after="20"/>
+              <w:jc w:val="left"/>
+            </w:pPr>
+            <w:r>
+              <w:rPr>
+                <w:sz w:val="18"/>
+              </w:rPr>
               <w:t xml:space="preserve">Closed</w:t>
             </w:r>
           </w:p>
@@ -1012,14 +1410,36 @@
       </w:tr>
       <w:tr>
         <w:tc>
+          <w:tcPr>
+            <w:noWrap/>
+          </w:tcPr>
+          <w:p>
+            <w:pPr>
+              <w:pStyle w:val="Compact"/>
+              <w:spacing w:before="20" w:after="20"/>
+              <w:jc w:val="left"/>
+            </w:pPr>
+            <w:r>
+              <w:rPr>
+                <w:sz w:val="18"/>
+              </w:rPr>
+              <w:t xml:space="preserve">rejected</w:t>
+            </w:r>
+          </w:p>
+        </w:tc>
+        <w:tc>
           <w:tcPr/>
           <w:p>
             <w:pPr>
               <w:pStyle w:val="Compact"/>
-              <w:jc w:val="left"/>
-            </w:pPr>
-            <w:r>
-              <w:t xml:space="preserve">rejected</w:t>
+              <w:spacing w:before="20" w:after="20"/>
+              <w:jc w:val="left"/>
+            </w:pPr>
+            <w:r>
+              <w:rPr>
+                <w:sz w:val="18"/>
+              </w:rPr>
+              <w:t xml:space="preserve">Not covered, or a duplicate or invalid report</w:t>
             </w:r>
           </w:p>
         </w:tc>
@@ -1028,21 +1448,13 @@
           <w:p>
             <w:pPr>
               <w:pStyle w:val="Compact"/>
-              <w:jc w:val="left"/>
-            </w:pPr>
-            <w:r>
-              <w:t xml:space="preserve">Not covered, or a duplicate or invalid report</w:t>
-            </w:r>
-          </w:p>
-        </w:tc>
-        <w:tc>
-          <w:tcPr/>
-          <w:p>
-            <w:pPr>
-              <w:pStyle w:val="Compact"/>
-              <w:jc w:val="left"/>
-            </w:pPr>
-            <w:r>
+              <w:spacing w:before="20" w:after="20"/>
+              <w:jc w:val="left"/>
+            </w:pPr>
+            <w:r>
+              <w:rPr>
+                <w:sz w:val="18"/>
+              </w:rPr>
               <w:t xml:space="preserve">Closed. Explain the reason to the customer.</w:t>
             </w:r>
           </w:p>
@@ -1173,7 +1585,7 @@
         <w:pStyle w:val="Compact"/>
       </w:pPr>
       <w:r>
-        <w:t xml:space="preserve">In the platform, choose the new status</w:t>
+        <w:t xml:space="preserve">In the platform, select</w:t>
       </w:r>
       <w:r>
         <w:t xml:space="preserve"> </w:t>
@@ -1186,7 +1598,10 @@
         <w:t xml:space="preserve">acknowledged</w:t>
       </w:r>
       <w:r>
-        <w:t xml:space="preserve">. Add a</w:t>
+        <w:t xml:space="preserve"> </w:t>
+      </w:r>
+      <w:r>
+        <w:t xml:space="preserve">in the</w:t>
       </w:r>
       <w:r>
         <w:t xml:space="preserve"> </w:t>
@@ -1196,10 +1611,13 @@
           <w:bCs/>
           <w:b/>
         </w:rPr>
-        <w:t xml:space="preserve">Note</w:t>
-      </w:r>
-      <w:r>
-        <w:t xml:space="preserve">, for example "Customer contacted 10:42; core claim ref TC-2026-00123; assessor visit requested".</w:t>
+        <w:t xml:space="preserve">Next</w:t>
+      </w:r>
+      <w:r>
+        <w:t xml:space="preserve"> </w:t>
+      </w:r>
+      <w:r>
+        <w:t xml:space="preserve">column.</w:t>
       </w:r>
     </w:p>
     <w:p>
@@ -1211,20 +1629,22 @@
         <w:pStyle w:val="Compact"/>
       </w:pPr>
       <w:r>
-        <w:t xml:space="preserve">Select</w:t>
+        <w:t xml:space="preserve">Record the details (for example "Customer contacted 10:42; core claim ref TC-2026-00123; assessor visit requested") in the TASCO core claim file. The v1 console has no note field; the API accepts a</w:t>
       </w:r>
       <w:r>
         <w:t xml:space="preserve"> </w:t>
       </w:r>
       <w:r>
         <w:rPr>
-          <w:bCs/>
-          <w:b/>
+          <w:rStyle w:val="VerbatimChar"/>
         </w:rPr>
-        <w:t xml:space="preserve">Save</w:t>
-      </w:r>
-      <w:r>
-        <w:t xml:space="preserve">.</w:t>
+        <w:t xml:space="preserve">note</w:t>
+      </w:r>
+      <w:r>
+        <w:t xml:space="preserve"> </w:t>
+      </w:r>
+      <w:r>
+        <w:t xml:space="preserve">with each status change for integrations.</w:t>
       </w:r>
     </w:p>
     <w:p>
@@ -1242,7 +1662,7 @@
         <w:t xml:space="preserve"> </w:t>
       </w:r>
       <w:r>
-        <w:t xml:space="preserve">the status badge changes, and the history shows the new status, time and your user ID. The change is audited (</w:t>
+        <w:t xml:space="preserve">the toast "Claim acknowledged" and the new status badge. The claim history records the new status, time and your user ID. The change is audited (</w:t>
       </w:r>
       <w:r>
         <w:rPr>
@@ -1292,7 +1712,7 @@
         <w:t xml:space="preserve">rejected</w:t>
       </w:r>
       <w:r>
-        <w:t xml:space="preserve">), always with a note: the assessor's name or reference, the assessment outcome, the payment reference.</w:t>
+        <w:t xml:space="preserve">), and keep the TASCO core file up to date: the assessor's name or reference, the assessment outcome, the payment reference.</w:t>
       </w:r>
     </w:p>
     <w:p>
@@ -1326,7 +1746,7 @@
         <w:t xml:space="preserve"> </w:t>
       </w:r>
       <w:r>
-        <w:t xml:space="preserve">with a clear reason, for example "Incident outside cover — PA_SEAT does not cover vehicle damage" or "Duplicate of CL-…". Make sure the customer is told in plain Vietnamese through the agreed channel.</w:t>
+        <w:t xml:space="preserve">and record a clear reason in TASCO core, for example "Incident outside cover — PA_SEAT does not cover vehicle damage" or "Duplicate of CL-…". Make sure the customer is told in plain Vietnamese through the agreed channel.</w:t>
       </w:r>
     </w:p>
     <w:p>
@@ -1355,7 +1775,7 @@
         <w:pStyle w:val="Compact"/>
       </w:pPr>
       <w:r>
-        <w:t xml:space="preserve">Sort by</w:t>
+        <w:t xml:space="preserve">Check</w:t>
       </w:r>
       <w:r>
         <w:t xml:space="preserve"> </w:t>
@@ -1383,7 +1803,7 @@
         <w:pStyle w:val="Compact"/>
       </w:pPr>
       <w:r>
-        <w:t xml:space="preserve">One note per status change. Notes are part of the regulatory record.</w:t>
+        <w:t xml:space="preserve">Record the reason for every status change in TASCO core. It is part of the regulatory record.</w:t>
       </w:r>
     </w:p>
     <w:p>
@@ -1491,12 +1911,14 @@
           <w:p>
             <w:pPr>
               <w:pStyle w:val="Compact"/>
+              <w:spacing w:before="20" w:after="20"/>
               <w:jc w:val="left"/>
             </w:pPr>
             <w:r>
               <w:rPr>
                 <w:b/>
                 <w:color w:val="FFFFFF"/>
+                <w:sz w:val="18"/>
               </w:rPr>
               <w:t xml:space="preserve">Problem</w:t>
             </w:r>
@@ -1509,12 +1931,14 @@
           <w:p>
             <w:pPr>
               <w:pStyle w:val="Compact"/>
+              <w:spacing w:before="20" w:after="20"/>
               <w:jc w:val="left"/>
             </w:pPr>
             <w:r>
               <w:rPr>
                 <w:b/>
                 <w:color w:val="FFFFFF"/>
+                <w:sz w:val="18"/>
               </w:rPr>
               <w:t xml:space="preserve">Fix</w:t>
             </w:r>
@@ -1527,9 +1951,13 @@
           <w:p>
             <w:pPr>
               <w:pStyle w:val="Compact"/>
-              <w:jc w:val="left"/>
-            </w:pPr>
-            <w:r>
+              <w:spacing w:before="20" w:after="20"/>
+              <w:jc w:val="left"/>
+            </w:pPr>
+            <w:r>
+              <w:rPr>
+                <w:sz w:val="18"/>
+              </w:rPr>
               <w:t xml:space="preserve">"Cannot move claim from submitted to under_assessment"</w:t>
             </w:r>
           </w:p>
@@ -1539,9 +1967,13 @@
           <w:p>
             <w:pPr>
               <w:pStyle w:val="Compact"/>
-              <w:jc w:val="left"/>
-            </w:pPr>
-            <w:r>
+              <w:spacing w:before="20" w:after="20"/>
+              <w:jc w:val="left"/>
+            </w:pPr>
+            <w:r>
+              <w:rPr>
+                <w:sz w:val="18"/>
+              </w:rPr>
               <w:t xml:space="preserve">Follow the flow: acknowledged, then assessor_assigned first</w:t>
             </w:r>
           </w:p>
@@ -1553,9 +1985,13 @@
           <w:p>
             <w:pPr>
               <w:pStyle w:val="Compact"/>
-              <w:jc w:val="left"/>
-            </w:pPr>
-            <w:r>
+              <w:spacing w:before="20" w:after="20"/>
+              <w:jc w:val="left"/>
+            </w:pPr>
+            <w:r>
+              <w:rPr>
+                <w:sz w:val="18"/>
+              </w:rPr>
               <w:t xml:space="preserve">Claim not in the list</w:t>
             </w:r>
           </w:p>
@@ -1565,10 +2001,14 @@
           <w:p>
             <w:pPr>
               <w:pStyle w:val="Compact"/>
-              <w:jc w:val="left"/>
-            </w:pPr>
-            <w:r>
-              <w:t xml:space="preserve">Check the status filter. Only claims reported through the platform appear here. Phone or paper claims stay in TASCO core.</w:t>
+              <w:spacing w:before="20" w:after="20"/>
+              <w:jc w:val="left"/>
+            </w:pPr>
+            <w:r>
+              <w:rPr>
+                <w:sz w:val="18"/>
+              </w:rPr>
+              <w:t xml:space="preserve">The list shows the latest 100 claims. Only claims reported through the platform appear here. Phone or paper claims stay in TASCO core.</w:t>
             </w:r>
           </w:p>
         </w:tc>
@@ -1579,9 +2019,13 @@
           <w:p>
             <w:pPr>
               <w:pStyle w:val="Compact"/>
-              <w:jc w:val="left"/>
-            </w:pPr>
-            <w:r>
+              <w:spacing w:before="20" w:after="20"/>
+              <w:jc w:val="left"/>
+            </w:pPr>
+            <w:r>
+              <w:rPr>
+                <w:sz w:val="18"/>
+              </w:rPr>
               <w:t xml:space="preserve">Customer name masked</w:t>
             </w:r>
           </w:p>
@@ -1591,9 +2035,13 @@
           <w:p>
             <w:pPr>
               <w:pStyle w:val="Compact"/>
-              <w:jc w:val="left"/>
-            </w:pPr>
-            <w:r>
+              <w:spacing w:before="20" w:after="20"/>
+              <w:jc w:val="left"/>
+            </w:pPr>
+            <w:r>
+              <w:rPr>
+                <w:sz w:val="18"/>
+              </w:rPr>
               <w:t xml:space="preserve">Expected for your role. Use TASCO core for contact.</w:t>
             </w:r>
           </w:p>
@@ -1605,9 +2053,13 @@
           <w:p>
             <w:pPr>
               <w:pStyle w:val="Compact"/>
-              <w:jc w:val="left"/>
-            </w:pPr>
-            <w:r>
+              <w:spacing w:before="20" w:after="20"/>
+              <w:jc w:val="left"/>
+            </w:pPr>
+            <w:r>
+              <w:rPr>
+                <w:sz w:val="18"/>
+              </w:rPr>
               <w:t xml:space="preserve">Many claims near SLA breach</w:t>
             </w:r>
           </w:p>
@@ -1617,9 +2069,13 @@
           <w:p>
             <w:pPr>
               <w:pStyle w:val="Compact"/>
-              <w:jc w:val="left"/>
-            </w:pPr>
-            <w:r>
+              <w:spacing w:before="20" w:after="20"/>
+              <w:jc w:val="left"/>
+            </w:pPr>
+            <w:r>
+              <w:rPr>
+                <w:sz w:val="18"/>
+              </w:rPr>
               <w:t xml:space="preserve">Escalate to the claims lead. Overflow goes to the TASCO claims hotline.</w:t>
             </w:r>
           </w:p>
@@ -1689,7 +2145,7 @@
     </w:pPr>
     <w:r>
       <w:rPr>
-        <w:rFonts w:ascii="Arial" w:hAnsi="Arial"/>
+        <w:rFonts w:ascii="Calibri" w:hAnsi="Calibri"/>
         <w:sz w:val="16"/>
       </w:rPr>
       <w:t xml:space="preserve">Prepared by iorta TechNXT · Confidential · Page </w:t>
@@ -1734,7 +2190,7 @@
     </w:pPr>
     <w:r>
       <w:rPr>
-        <w:rFonts w:ascii="Arial" w:hAnsi="Arial"/>
+        <w:rFonts w:ascii="Calibri" w:hAnsi="Calibri"/>
         <w:color w:val="213368"/>
         <w:sz w:val="16"/>
       </w:rPr>
@@ -2192,9 +2648,9 @@
     <w:name w:val="Normal"/>
     <w:qFormat/>
     <w:rPr>
-      <w:rFonts w:ascii="Arial" w:cs="Arial" w:eastAsia="Arial" w:hAnsi="Arial"/>
+      <w:rFonts w:ascii="Calibri" w:cs="Calibri" w:eastAsia="Calibri" w:hAnsi="Calibri"/>
       <w:color w:val="121A33"/>
-      <w:sz w:val="21"/>
+      <w:sz w:val="22"/>
     </w:rPr>
   </w:style>
   <w:style w:styleId="BodyText" w:type="paragraph">
@@ -2206,9 +2662,9 @@
     </w:pPr>
     <w:qFormat/>
     <w:rPr>
-      <w:rFonts w:ascii="Arial" w:cs="Arial" w:eastAsia="Arial" w:hAnsi="Arial"/>
+      <w:rFonts w:ascii="Calibri" w:cs="Calibri" w:eastAsia="Calibri" w:hAnsi="Calibri"/>
       <w:color w:val="121A33"/>
-      <w:sz w:val="21"/>
+      <w:sz w:val="22"/>
     </w:rPr>
   </w:style>
   <w:style w:customStyle="1" w:styleId="FirstParagraph" w:type="paragraph">
@@ -2217,9 +2673,9 @@
     <w:next w:val="BodyText"/>
     <w:qFormat/>
     <w:rPr>
-      <w:rFonts w:ascii="Arial" w:cs="Arial" w:eastAsia="Arial" w:hAnsi="Arial"/>
+      <w:rFonts w:ascii="Calibri" w:cs="Calibri" w:eastAsia="Calibri" w:hAnsi="Calibri"/>
       <w:color w:val="121A33"/>
-      <w:sz w:val="21"/>
+      <w:sz w:val="22"/>
     </w:rPr>
   </w:style>
   <w:style w:customStyle="1" w:styleId="Compact" w:type="paragraph">
@@ -2230,9 +2686,9 @@
       <w:spacing w:after="36" w:before="36"/>
     </w:pPr>
     <w:rPr>
-      <w:rFonts w:ascii="Arial" w:cs="Arial" w:eastAsia="Arial" w:hAnsi="Arial"/>
+      <w:rFonts w:ascii="Calibri" w:cs="Calibri" w:eastAsia="Calibri" w:hAnsi="Calibri"/>
       <w:color w:val="121A33"/>
-      <w:sz w:val="21"/>
+      <w:sz w:val="22"/>
     </w:rPr>
   </w:style>
   <w:style w:styleId="Title" w:type="paragraph">
@@ -2247,11 +2703,11 @@
       <w:jc w:val="center"/>
     </w:pPr>
     <w:rPr>
-      <w:rFonts w:ascii="Arial" w:asciiTheme="majorHAnsi" w:cs="Arial" w:cstheme="majorBidi" w:eastAsia="Arial" w:eastAsiaTheme="majorEastAsia" w:hAnsi="Arial" w:hAnsiTheme="majorHAnsi"/>
+      <w:rFonts w:ascii="Calibri" w:asciiTheme="majorHAnsi" w:cs="Calibri" w:cstheme="majorBidi" w:eastAsia="Calibri" w:eastAsiaTheme="majorEastAsia" w:hAnsi="Calibri" w:hAnsiTheme="majorHAnsi"/>
       <w:b/>
       <w:bCs/>
       <w:color w:val="213368"/>
-      <w:sz w:val="48"/>
+      <w:sz w:val="52"/>
       <w:szCs w:val="36"/>
     </w:rPr>
   </w:style>
@@ -2267,7 +2723,7 @@
       <w:jc w:val="center"/>
     </w:pPr>
     <w:rPr>
-      <w:rFonts w:ascii="Arial" w:cs="Arial" w:eastAsia="Arial" w:hAnsi="Arial"/>
+      <w:rFonts w:ascii="Calibri" w:cs="Calibri" w:eastAsia="Calibri" w:hAnsi="Calibri"/>
       <w:b w:val="0"/>
       <w:color w:val="0B6B66"/>
       <w:sz w:val="26"/>
@@ -2536,9 +2992,9 @@
       <w:ind w:firstLine="0" w:left="480" w:right="480"/>
     </w:pPr>
     <w:rPr>
-      <w:rFonts w:ascii="Arial" w:cs="Arial" w:eastAsia="Arial" w:hAnsi="Arial"/>
+      <w:rFonts w:ascii="Calibri" w:cs="Calibri" w:eastAsia="Calibri" w:hAnsi="Calibri"/>
       <w:color w:val="121A33"/>
-      <w:sz w:val="21"/>
+      <w:sz w:val="22"/>
     </w:rPr>
   </w:style>
   <w:style w:styleId="FootnoteText" w:type="paragraph">
@@ -2561,7 +3017,7 @@
     <w:unhideWhenUsed/>
     <w:qFormat/>
     <w:rPr>
-      <w:rFonts w:ascii="Arial" w:cs="Arial" w:eastAsia="Arial" w:hAnsi="Arial"/>
+      <w:rFonts w:ascii="Calibri" w:cs="Calibri" w:eastAsia="Calibri" w:hAnsi="Calibri"/>
       <w:sz w:val="18"/>
     </w:rPr>
     <w:tblPr>
@@ -2657,7 +3113,8 @@
     <w:basedOn w:val="BodyTextChar"/>
     <w:rPr>
       <w:rFonts w:ascii="Consolas" w:cs="Consolas" w:eastAsia="Consolas" w:hAnsi="Consolas"/>
-      <w:sz w:val="17"/>
+      <w:color w:val="2A3A6E"/>
+      <w:sz w:val="18"/>
     </w:rPr>
   </w:style>
   <w:style w:customStyle="1" w:styleId="SectionNumber" w:type="character">
